--- a/atelier/Foundation-Atelier-Project-Definition-v3.docx
+++ b/atelier/Foundation-Atelier-Project-Definition-v3.docx
@@ -7,12 +7,15 @@
         <w:pStyle w:val="Title"/>
       </w:pPr>
       <w:r>
+        <w:rPr>
+          <w:color w:val="000000"/>
+        </w:rPr>
         <w:t>Foundation Atelier</w:t>
       </w:r>
     </w:p>
     <w:p>
       <w:r>
-        <w:t>the fancy form editor</w:t>
+        <w:t>Project definition and AI working context</w:t>
       </w:r>
     </w:p>
     <w:p>
@@ -20,7 +23,7 @@
         <w:pStyle w:val="Lead"/>
       </w:pPr>
       <w:r>
-        <w:t>Current architecture, editing model, UI framework and executable contract</w:t>
+        <w:t>Current architecture and implementation gaps as of 10 September 2026</w:t>
       </w:r>
     </w:p>
     <w:p>
@@ -33,12 +36,12 @@
     </w:p>
     <w:p>
       <w:r>
-        <w:t>Foundation Atelier and Foundation Magritte cumulative source through 3 September 2026.</w:t>
+        <w:t>Foundation and Process source audit of 10 September 2026, including the subsequent uncommitted transaction-correctness changes.</w:t>
       </w:r>
     </w:p>
     <w:p>
       <w:r>
-        <w:t>Process Atelier pressure-test client through the current scrollable themed workspace implementation.</w:t>
+        <w:t>Active BPMN editor: CPProcess, CPProcessPresentation and CPProcessAtelierConfiguration. The older CPProcessDesign editor is a separate model and runtime path.</w:t>
       </w:r>
     </w:p>
     <w:p>
@@ -48,7 +51,7 @@
     </w:p>
     <w:p>
       <w:r>
-        <w:t>GToolkit, Bloc, Brick, Phlow and Magritte source examined through the project investigations.</w:t>
+        <w:t>Detailed evidence and source map: CatalystProcess/process/FOUNDATION-ATELIER-PROCESS-AI-HANDOVER.md and its September 10 Word reading copy.</w:t>
       </w:r>
     </w:p>
     <w:p>
@@ -61,7 +64,7 @@
     </w:p>
     <w:p>
       <w:r>
-        <w:t>Current project definition. It records the architecture and framework behaviour established through implementation and executable examples.</w:t>
+        <w:t>This definition grounds a new AI chat in the current implementation and its design goals. Source facts, runtime evidence and unmet goals are distinguished below. It is context for the user’s current request, not authorization to execute a historical work plan. Final transaction refinement verification remains incomplete because GT MCP compilation and checks timed out.</w:t>
       </w:r>
     </w:p>
     <w:p>
@@ -69,22 +72,15 @@
         <w:pStyle w:val="Heading1"/>
       </w:pPr>
       <w:r>
+        <w:rPr>
+          <w:color w:val="000000"/>
+        </w:rPr>
         <w:t>1. Project intent</w:t>
       </w:r>
     </w:p>
     <w:p>
       <w:r>
-        <w:t>Jupiter: “What do you do?”</w:t>
-      </w:r>
-    </w:p>
-    <w:p>
-      <w:r>
-        <w:t>Atelier: “I orchestrate time and space, seamlessly composing complex forms with unmatched fluidity and elegance.”</w:t>
-      </w:r>
-    </w:p>
-    <w:p>
-      <w:r>
-        <w:t>Jupiter: “So, a fancy form editor.”</w:t>
+        <w:t>Atelier turns Magritte-described objects into composition workspaces. For Process, the goal is a BPMN diagram editor that emerges naturally from the BPM model, edits that model coherently and is enjoyable to use.</w:t>
       </w:r>
     </w:p>
     <w:p>
@@ -94,7 +90,7 @@
     </w:p>
     <w:p>
       <w:r>
-        <w:t>An object can enter Atelier through `asAtelier`. An empty Atelier can acquire its root object through composition. Palettes and object providers supply candidates. Client presentations expose the object in the form best suited to its domain. Atelier coordinates creation, insertion, replacement, removal, reordering, movement, copying, reuse, selection and direct manipulation as semantic editing operations.</w:t>
+        <w:t>An object can enter Atelier through asAtelier. An empty Atelier can adopt a Magritte-described root through a configured drop/adoption callback. Palettes and providers supply candidates; client presentations express domain interaction. Empty-root adoption constructs the generic view model and does not automatically invoke the adopted object’s specialized asAtelier path.</w:t>
       </w:r>
     </w:p>
     <w:p>
@@ -107,7 +103,10 @@
         <w:pStyle w:val="Heading1"/>
       </w:pPr>
       <w:r>
-        <w:t>2. Established architecture</w:t>
+        <w:rPr>
+          <w:color w:val="000000"/>
+        </w:rPr>
+        <w:t>2 Architecture responsibilities</w:t>
       </w:r>
     </w:p>
     <w:tbl>
@@ -121,6 +120,7 @@
         <w:gridCol w:w="4997"/>
       </w:tblGrid>
       <w:tr>
+        <w:trPr/>
         <w:tc>
           <w:tcPr>
             <w:tcW w:type="dxa" w:w="4997"/>
@@ -140,15 +140,13 @@
           </w:tcPr>
           <w:p>
             <w:r>
-              <w:rPr>
-                <w:b/>
-              </w:rPr>
-              <w:t>Established responsibility</w:t>
+              <w:t>Layer responsibility</w:t>
             </w:r>
           </w:p>
         </w:tc>
       </w:tr>
       <w:tr>
+        <w:trPr/>
         <w:tc>
           <w:tcPr>
             <w:tcW w:type="dxa" w:w="4997"/>
@@ -171,6 +169,7 @@
         </w:tc>
       </w:tr>
       <w:tr>
+        <w:trPr/>
         <w:tc>
           <w:tcPr>
             <w:tcW w:type="dxa" w:w="4997"/>
@@ -193,6 +192,7 @@
         </w:tc>
       </w:tr>
       <w:tr>
+        <w:trPr/>
         <w:tc>
           <w:tcPr>
             <w:tcW w:type="dxa" w:w="4997"/>
@@ -215,6 +215,7 @@
         </w:tc>
       </w:tr>
       <w:tr>
+        <w:trPr/>
         <w:tc>
           <w:tcPr>
             <w:tcW w:type="dxa" w:w="4997"/>
@@ -237,6 +238,7 @@
         </w:tc>
       </w:tr>
       <w:tr>
+        <w:trPr/>
         <w:tc>
           <w:tcPr>
             <w:tcW w:type="dxa" w:w="4997"/>
@@ -259,6 +261,7 @@
         </w:tc>
       </w:tr>
       <w:tr>
+        <w:trPr/>
         <w:tc>
           <w:tcPr>
             <w:tcW w:type="dxa" w:w="4997"/>
@@ -281,6 +284,7 @@
         </w:tc>
       </w:tr>
       <w:tr>
+        <w:trPr/>
         <w:tc>
           <w:tcPr>
             <w:tcW w:type="dxa" w:w="4997"/>
@@ -297,7 +301,7 @@
           </w:tcPr>
           <w:p>
             <w:r>
-              <w:t>Object navigation in the Atelier details strip.</w:t>
+              <w:t>Navigation infrastructure; integration into the current Process Detail workspace is incomplete.</w:t>
             </w:r>
           </w:p>
         </w:tc>
@@ -305,7 +309,7 @@
     </w:tbl>
     <w:p>
       <w:r>
-        <w:t>The dependency direction follows these responsibilities. Each layer contributes its established contract to the next layer while the same model descriptions and editing state remain visible throughout the composition.</w:t>
+        <w:t>The following responsibilities define the intended layer boundaries. Their presence does not establish every integration or user-experience goal described later.</w:t>
       </w:r>
     </w:p>
     <w:p>
@@ -313,6 +317,9 @@
         <w:pStyle w:val="Heading1"/>
       </w:pPr>
       <w:r>
+        <w:rPr>
+          <w:color w:val="000000"/>
+        </w:rPr>
         <w:t>3. Magritte and Foundation editing state</w:t>
       </w:r>
     </w:p>
@@ -323,17 +330,17 @@
     </w:p>
     <w:p>
       <w:r>
-        <w:t>`CFMaMemento` is the Foundation editing-state root used by Atelier. It owns relation-scoped child mementos keyed by relation description and object identity. Child mementos remain stable through an editing session, participate recursively in commit/reset, and carry embedded object edits as part of the same composition state.</w:t>
+        <w:t>CFMaMemento owns relation-scoped child mementos keyed by relation description and object identity. Children participate recursively in commit/reset; detached children support removal and replacement reset. The transaction follow-up adds explicit common-root cross-parent reparenting that preserves the original child and descendants. Final verification of that refinement is incomplete.</w:t>
       </w:r>
     </w:p>
     <w:p>
       <w:r>
-        <w:t>`CFMaMemento&gt;&gt;newChildMementoFor:` provides the child-memento construction seam. The default creates the same Foundation memento class. Domain roots can specialize root lifecycle behaviour while supplying ordinary Foundation child mementos for related objects. Process uses this seam so root commit updates process lifecycle metadata while node and edge children retain ordinary Foundation editing behaviour.</w:t>
+        <w:t>CFMaMemento&gt;&gt;newChildMementoFor: is the child construction seam. The current CPProcess Atelier entry creates an ordinary CFMaMemento root. CPProcessDesignMemento belongs to the older design editor; its timestamp lifecycle must not be attributed to the current BPMN editor.</w:t>
       </w:r>
     </w:p>
     <w:p>
       <w:r>
-        <w:t>`CFMaMemento&gt;&gt;hasChangesToCommit` reports staged work recursively across the editing hierarchy and follows the same commit semantics as the underlying Magritte state.</w:t>
+        <w:t>CFMaMemento reports staged changes recursively. GT commit pushes changed visible, writable descriptions, so a staged write to read-only metadata is not guaranteed to persist. Boundary Event eventDefinitions metadata was corrected in the transaction follow-up and its focused commit/reset example passed.</w:t>
       </w:r>
     </w:p>
     <w:p>
@@ -341,6 +348,9 @@
         <w:pStyle w:val="Heading1"/>
       </w:pPr>
       <w:r>
+        <w:rPr>
+          <w:color w:val="000000"/>
+        </w:rPr>
         <w:t>4. Atelier entry and orchestration</w:t>
       </w:r>
     </w:p>
@@ -351,7 +361,7 @@
     </w:p>
     <w:p>
       <w:r>
-        <w:t>`Object&gt;&gt;asAtelier` is the ordinary object entry point. `Object&gt;&gt;gtAtelierFor:` exposes Atelier through Phlow tooling. The empty-root path creates an Atelier editing surface that can adopt its first object through a configured root operation.</w:t>
+        <w:t>Object&gt;&gt;asAtelier and Object&gt;&gt;gtAtelierFor: provide object and Phlow entry. CPProcess specializes asAtelier to install its configuration and ordinary Foundation memento. CFAtelierEmptyViewModel adopts an initial described object through a callback; it is not a dedicated assessed relation operation.</w:t>
       </w:r>
     </w:p>
     <w:p>
@@ -369,12 +379,15 @@
         <w:pStyle w:val="Heading1"/>
       </w:pPr>
       <w:r>
+        <w:rPr>
+          <w:color w:val="000000"/>
+        </w:rPr>
         <w:t>5. Semantic operation model</w:t>
       </w:r>
     </w:p>
     <w:p>
       <w:r>
-        <w:t>Every structural edit is represented as an explicit Atelier operation. Each operation produces an assessment and applies through Foundation/Magritte editing state. `CFAtelierOperation&gt;&gt;apply` performs assessment immediately before execution, so execution always uses current staged state.</w:t>
+        <w:t>Atelier operations represent assessed structural editing intentions. CFAtelierOperation&gt;&gt;apply reassesses immediately before applying an accepted assessment. This is the diagram operation path; direct Detail relation edits do not necessarily invoke the same BPM-specific operations.</w:t>
       </w:r>
     </w:p>
     <w:tbl>
@@ -388,6 +401,7 @@
         <w:gridCol w:w="4997"/>
       </w:tblGrid>
       <w:tr>
+        <w:trPr/>
         <w:tc>
           <w:tcPr>
             <w:tcW w:type="dxa" w:w="4997"/>
@@ -416,6 +430,7 @@
         </w:tc>
       </w:tr>
       <w:tr>
+        <w:trPr/>
         <w:tc>
           <w:tcPr>
             <w:tcW w:type="dxa" w:w="4997"/>
@@ -438,6 +453,7 @@
         </w:tc>
       </w:tr>
       <w:tr>
+        <w:trPr/>
         <w:tc>
           <w:tcPr>
             <w:tcW w:type="dxa" w:w="4997"/>
@@ -460,6 +476,7 @@
         </w:tc>
       </w:tr>
       <w:tr>
+        <w:trPr/>
         <w:tc>
           <w:tcPr>
             <w:tcW w:type="dxa" w:w="4997"/>
@@ -482,6 +499,7 @@
         </w:tc>
       </w:tr>
       <w:tr>
+        <w:trPr/>
         <w:tc>
           <w:tcPr>
             <w:tcW w:type="dxa" w:w="4997"/>
@@ -504,6 +522,7 @@
         </w:tc>
       </w:tr>
       <w:tr>
+        <w:trPr/>
         <w:tc>
           <w:tcPr>
             <w:tcW w:type="dxa" w:w="4997"/>
@@ -526,6 +545,7 @@
         </w:tc>
       </w:tr>
       <w:tr>
+        <w:trPr/>
         <w:tc>
           <w:tcPr>
             <w:tcW w:type="dxa" w:w="4997"/>
@@ -542,12 +562,13 @@
           </w:tcPr>
           <w:p>
             <w:r>
-              <w:t>Transfer an object between source and destination locations participating in one editing transaction.</w:t>
+              <w:t>Generic Move transfers between relations of the same parent memento. Process cross-container transfers use separate operations and explicit common-root ownership.</w:t>
             </w:r>
           </w:p>
         </w:tc>
       </w:tr>
       <w:tr>
+        <w:trPr/>
         <w:tc>
           <w:tcPr>
             <w:tcW w:type="dxa" w:w="4997"/>
@@ -564,12 +585,13 @@
           </w:tcPr>
           <w:p>
             <w:r>
-              <w:t>Insert an already-materialised distinct candidate while preserving the source object.</w:t>
+              <w:t>Insert an already-materialised distinct candidate while preserving the source object; this is not a general Process graph clipboard.</w:t>
             </w:r>
           </w:p>
         </w:tc>
       </w:tr>
       <w:tr>
+        <w:trPr/>
         <w:tc>
           <w:tcPr>
             <w:tcW w:type="dxa" w:w="4997"/>
@@ -599,7 +621,7 @@
     </w:p>
     <w:p>
       <w:r>
-        <w:t>Operation assessments expose applicability and a rejection message. Gesture presentations use those assessments for target feedback and authoritative restoration after a rejected interaction.</w:t>
+        <w:t>Assessments expose applicability and rejectionMessage. Some gestures use only boolean acceptance or refresh authoritative state after rejection; consistent visible rejection feedback remains a usability gap.</w:t>
       </w:r>
     </w:p>
     <w:p>
@@ -607,17 +629,20 @@
         <w:pStyle w:val="Heading1"/>
       </w:pPr>
       <w:r>
+        <w:rPr>
+          <w:color w:val="000000"/>
+        </w:rPr>
         <w:t>6. Transaction and validation model</w:t>
       </w:r>
     </w:p>
     <w:p>
       <w:r>
-        <w:t>Atelier editing is staged through Foundation mementos. A semantic intention can stage several described writes while remaining one user operation. Process exercises this with node removal plus incident-edge removal, node replacement plus endpoint retargeting, and edge reconnection.</w:t>
+        <w:t>Atelier stages edits through Foundation mementos. One semantic intention may write several described values. The base operation does not provide rollback after an arbitrary exception between writes, database atomicity or undo history. Commit/reset lifecycle must be verified independently of assessment acceptance.</w:t>
       </w:r>
     </w:p>
     <w:p>
       <w:r>
-        <w:t>Move operates across source and destination mementos that participate in the same editing transaction. This gives the transfer one coherent commit/reset boundary.</w:t>
+        <w:t>Generic CFAtelierMove requires sourceMemento == destinationMemento. Two child mementos with a common ancestor do not satisfy that restriction. Process single/group cross-container transfers use dedicated operations and the new common-root CFMaMemento reparenting protocol; this does not broaden generic Move.</w:t>
       </w:r>
     </w:p>
     <w:p>
@@ -651,7 +676,7 @@
     </w:p>
     <w:p>
       <w:r>
-        <w:t>Process uses this layering directly. Node and edge edits are assessed and staged interactively, while process-level graph validation evaluates BPM completeness across the composed design.</w:t>
+        <w:t>CPProcessValidator checks a subset of graph conditions. It is not a comprehensive recursive BPMN validator or an enforced commit gate in the current Atelier path. Shared mementos also do not ensure that direct Detail structural writes perform the topology and diagram maintenance of diagram operations.</w:t>
       </w:r>
     </w:p>
     <w:p>
@@ -659,6 +684,9 @@
         <w:pStyle w:val="Heading1"/>
       </w:pPr>
       <w:r>
+        <w:rPr>
+          <w:color w:val="000000"/>
+        </w:rPr>
         <w:t>7. Presentation model</w:t>
       </w:r>
     </w:p>
@@ -669,7 +697,7 @@
     </w:p>
     <w:p>
       <w:r>
-        <w:t>This makes the presentation polymorphic at the object boundary. A Process design chooses `CPProcessDesignPresentation`; another domain can choose Detail or another Foundation presentation while sharing the same Atelier orchestration and editing state.</w:t>
+        <w:t>The active CPProcess chooses CPProcessPresentation. Other objects can choose Foundation Detail or another configured presentation. CPProcessDesignPresentation describes the older editor, not the current BPMN client.</w:t>
       </w:r>
     </w:p>
     <w:p>
@@ -679,7 +707,7 @@
     </w:p>
     <w:p>
       <w:r>
-        <w:t>Stable element identity is maintained across presentation refreshes. Catalyst Motion then has persistent presentation objects to move between authoritative layouts, producing continuous structural transitions.</w:t>
+        <w:t>Stable visual identity and continuous transitions are design goals. CPProcessVisualElement&gt;&gt;refresh currently removes and rebuilds children and its visual maps. DI selection identity survives separately; live Bloc element identity does not. CFAtelierElement uses Motion for form replacement, but pervasive Process diagram Motion integration is not established.</w:t>
       </w:r>
     </w:p>
     <w:p>
@@ -687,27 +715,30 @@
         <w:pStyle w:val="Heading1"/>
       </w:pPr>
       <w:r>
+        <w:rPr>
+          <w:color w:val="000000"/>
+        </w:rPr>
         <w:t>8. Atelier workspace</w:t>
       </w:r>
     </w:p>
     <w:p>
       <w:r>
-        <w:t>The current Atelier workspace has two structural regions: a primary client-presentation surface and a resizable details strip on the right.</w:t>
+        <w:t>The current Process presentation composes a diagram scroll pane and a fixed 380-wide Detail scroll pane. This composition belongs to CPProcessPresentation, rather than a generic resizable Atelier details workspace.</w:t>
       </w:r>
     </w:p>
     <w:p>
       <w:r>
-        <w:t>The primary region gives the client presentation the available composition space. Process wraps its diagram in a two-axis `BrScrollPane` and currently provides a 2200 × 1400 diagram canvas for spatial editing.</w:t>
+        <w:t>The diagram uses native scrolling. CPDiagramPlaneGeometry derives authored bounds and CPDiagramViewport derives canvas extent and viewport slack from staged DI. The old fixed 2200 by 1400 canvas description is obsolete. Nested and hosted Process visuals share the root camera rather than creating independent scroll workspaces.</w:t>
       </w:r>
     </w:p>
     <w:p>
       <w:r>
-        <w:t>The details strip is a `GtTreePager` seeded with the same Foundation editing state. Its model uses `numberOfVisibleColumns: 1`, giving the initial workspace one visible page. A `BrResizer` controls the strip width. Standard Phlow navigation can extend the pager as the user opens related objects.</w:t>
+        <w:t>The current Detail surface is not a GtTreePager and this construction path has no BrResizer. Foundation has a Phlow navigation adapter, but a resizable one-column Tree Pager integrated into this workspace remains a design goal.</w:t>
       </w:r>
     </w:p>
     <w:p>
       <w:r>
-        <w:t>The root pager page hosts Foundation Detail content built against the active Process memento, so diagram edits and Detail edits participate in the same staged composition.</w:t>
+        <w:t>Detail resolves a sole selected DI object to its semantic child memento and builds CFMaDetailPresentation against it. It clears when there is no sole selection. Shared staged state is implemented; equivalent structural editing policies across Detail and diagram are not yet guaranteed.</w:t>
       </w:r>
     </w:p>
     <w:p>
@@ -720,6 +751,9 @@
         <w:pStyle w:val="Heading1"/>
       </w:pPr>
       <w:r>
+        <w:rPr>
+          <w:color w:val="000000"/>
+        </w:rPr>
         <w:t>9. Floating palette and object providers</w:t>
       </w:r>
     </w:p>
@@ -743,6 +777,9 @@
         <w:pStyle w:val="Heading1"/>
       </w:pPr>
       <w:r>
+        <w:rPr>
+          <w:color w:val="000000"/>
+        </w:rPr>
         <w:t>10. Direct manipulation and Motion</w:t>
       </w:r>
     </w:p>
@@ -814,7 +851,7 @@
     </w:p>
     <w:p>
       <w:r>
-        <w:t>`CFMotionLayoutTransaction` wraps authoritative layout changes where structural edits change element geometry or membership. Process presentation identity remains stable across refreshes, allowing Motion to preserve continuity as nodes and edges move to their staged positions.</w:t>
+        <w:t>CFMotionLayoutTransaction provides transitions between authoritative layouts. Atelier uses Motion for form replacement. Current Process diagram refresh rebuilds live visuals, so stable diagram identity and general Motion continuity remain work to do; preview geometry must not become a second source of model truth.</w:t>
       </w:r>
     </w:p>
     <w:p>
@@ -822,32 +859,35 @@
         <w:pStyle w:val="Heading1"/>
       </w:pPr>
       <w:r>
+        <w:rPr>
+          <w:color w:val="000000"/>
+        </w:rPr>
         <w:t>11. Process as the architectural pressure test</w:t>
       </w:r>
     </w:p>
     <w:p>
       <w:r>
-        <w:t>The Process/BPM client is the current comprehensive proof of Atelier’s architecture. `CPProcessDesign` owns nodes and edges and supplies a domain validator for graph completeness. Nodes carry positions and metadata; edges carry source and target references.</w:t>
+        <w:t>The active pressure-test client is CPProcess with flowElements, laneSets, diagram and definitionalCollaborationRef. CPSubProcess is a nested flow container. CPSequenceFlow carries semantic endpoints; CPShape and CPEdge carry depiction geometry. The editor currently renders authored DI; a bare BPM model does not automatically produce an editable diagram.</w:t>
       </w:r>
     </w:p>
     <w:p>
       <w:r>
-        <w:t>`CPAtelierConfiguration` builds its policies from the Process node and edge descriptions and routes Atelier gestures to Process semantic operations. The Process operation set includes create node, connect nodes, remove node(s), replace node, replace edge, position node and reconnect edge.</w:t>
+        <w:t>CPProcessAtelierConfiguration installs CPProcessAtelierDiagramEditing. Typed editing messages resolve staged contexts and invoke concrete assessed operations. Implemented families cover nodes and SequenceFlows, geometry, labels and waypoints, nested Sub-Processes and transfers, Pools and MessageFlows, Boundary Events and recursive Lanes.</w:t>
       </w:r>
     </w:p>
     <w:p>
       <w:r>
-        <w:t>Process operations read staged topology from child mementos. Incident-edge removal and endpoint retargeting therefore reflect the current editing session, including earlier staged edits.</w:t>
+        <w:t>CPProcessFlowContainerContext, CPDiagramMementoContext, CPProcessCollaborationContext and CPProcessLaneContext resolve staged topology and depiction state. Read them rather than assuming a committed container pointer describes a fresh or transferred staged object. Lane-reference cleanup on removal/transfer remains incomplete.</w:t>
       </w:r>
     </w:p>
     <w:p>
       <w:r>
-        <w:t>`CPProcessDesignMemento` specializes root lifecycle behaviour. Commit applies the composed editing transaction and updates the design timestamp. Reset restores the staged composition from the model. Process child nodes and edges use ordinary `CFMaMemento` instances through the child-memento factory seam.</w:t>
+        <w:t>The CPProcess root and its children use CFMaMemento. Transfers now retain original child mementos and descendants, journal ownership for reset and publish surviving staged owner links before membership writes on commit. Process/Sub-Process collection setters preserve retained SequenceFlow connections. The final ownership-order/status refinement has not completed runtime verification.</w:t>
       </w:r>
     </w:p>
     <w:p>
       <w:r>
-        <w:t>The executable lifecycle examples exercise create, move, connect, reconnect and delete within one staged transaction, followed by reset and commit paths. The interactive showcase exercises the diagram, floating palette, details pager, selection and themed workspace together.</w:t>
+        <w:t>The original audit ran 281 existing examples successfully. Eight focused transaction examples passed before the final refinement; nine regression examples were added in source. Subsequent combined and targeted GT MCP requests did not yield completed verification, and final compilation timed out. Those earlier passes do not prove final source/image parity or manual gesture behavior.</w:t>
       </w:r>
     </w:p>
     <w:p>
@@ -855,7 +895,10 @@
         <w:pStyle w:val="Heading1"/>
       </w:pPr>
       <w:r>
-        <w:t>12. Public framework contract</w:t>
+        <w:rPr>
+          <w:color w:val="000000"/>
+        </w:rPr>
+        <w:t>12 Framework capabilities and limits</w:t>
       </w:r>
     </w:p>
     <w:tbl>
@@ -869,6 +912,7 @@
         <w:gridCol w:w="4997"/>
       </w:tblGrid>
       <w:tr>
+        <w:trPr/>
         <w:tc>
           <w:tcPr>
             <w:tcW w:type="dxa" w:w="4997"/>
@@ -888,15 +932,13 @@
           </w:tcPr>
           <w:p>
             <w:r>
-              <w:rPr>
-                <w:b/>
-              </w:rPr>
-              <w:t>Current framework contract</w:t>
+              <w:t>Implemented behavior and limits</w:t>
             </w:r>
           </w:p>
         </w:tc>
       </w:tr>
       <w:tr>
+        <w:trPr/>
         <w:tc>
           <w:tcPr>
             <w:tcW w:type="dxa" w:w="4997"/>
@@ -919,6 +961,7 @@
         </w:tc>
       </w:tr>
       <w:tr>
+        <w:trPr/>
         <w:tc>
           <w:tcPr>
             <w:tcW w:type="dxa" w:w="4997"/>
@@ -935,12 +978,13 @@
           </w:tcPr>
           <w:p>
             <w:r>
-              <w:t>A configured empty Atelier accepts its first root through semantic composition.</w:t>
+              <w:t>Configured drop/adoption callback creates a generic Atelier root; specialized object entry is not automatically invoked.</w:t>
             </w:r>
           </w:p>
         </w:tc>
       </w:tr>
       <w:tr>
+        <w:trPr/>
         <w:tc>
           <w:tcPr>
             <w:tcW w:type="dxa" w:w="4997"/>
@@ -963,6 +1007,7 @@
         </w:tc>
       </w:tr>
       <w:tr>
+        <w:trPr/>
         <w:tc>
           <w:tcPr>
             <w:tcW w:type="dxa" w:w="4997"/>
@@ -985,6 +1030,7 @@
         </w:tc>
       </w:tr>
       <w:tr>
+        <w:trPr/>
         <w:tc>
           <w:tcPr>
             <w:tcW w:type="dxa" w:w="4997"/>
@@ -1007,6 +1053,7 @@
         </w:tc>
       </w:tr>
       <w:tr>
+        <w:trPr/>
         <w:tc>
           <w:tcPr>
             <w:tcW w:type="dxa" w:w="4997"/>
@@ -1029,6 +1076,7 @@
         </w:tc>
       </w:tr>
       <w:tr>
+        <w:trPr/>
         <w:tc>
           <w:tcPr>
             <w:tcW w:type="dxa" w:w="4997"/>
@@ -1051,6 +1099,7 @@
         </w:tc>
       </w:tr>
       <w:tr>
+        <w:trPr/>
         <w:tc>
           <w:tcPr>
             <w:tcW w:type="dxa" w:w="4997"/>
@@ -1067,12 +1116,13 @@
           </w:tcPr>
           <w:p>
             <w:r>
-              <w:t>A one-page-visible Tree Pager hosts Foundation Detail and standard Phlow navigation against the same editing state.</w:t>
+              <w:t>Current Process uses a fixed 380-wide Detail scroll pane over the selected child memento. Integrated Tree Pager navigation and resizing remain goals.</w:t>
             </w:r>
           </w:p>
         </w:tc>
       </w:tr>
       <w:tr>
+        <w:trPr/>
         <w:tc>
           <w:tcPr>
             <w:tcW w:type="dxa" w:w="4997"/>
@@ -1089,12 +1139,13 @@
           </w:tcPr>
           <w:p>
             <w:r>
-              <w:t>Authoritative structural transitions use Catalyst Motion layout transactions and stable presentation identity.</w:t>
+              <w:t>Motion supports Atelier form replacement. Stable diagram visuals and continuous Process refresh transitions remain goals.</w:t>
             </w:r>
           </w:p>
         </w:tc>
       </w:tr>
       <w:tr>
+        <w:trPr/>
         <w:tc>
           <w:tcPr>
             <w:tcW w:type="dxa" w:w="4997"/>
@@ -1117,6 +1168,7 @@
         </w:tc>
       </w:tr>
       <w:tr>
+        <w:trPr/>
         <w:tc>
           <w:tcPr>
             <w:tcW w:type="dxa" w:w="4997"/>
@@ -1133,7 +1185,7 @@
           </w:tcPr>
           <w:p>
             <w:r>
-              <w:t>Foundation and Process examples exercise operation semantics, memento lifecycle, staged topology and interactive presentation behaviour.</w:t>
+              <w:t>Historical audit: 281 examples passed. Eight transaction cases passed before the final refinement; final source/image verification remains incomplete.</w:t>
             </w:r>
           </w:p>
         </w:tc>
@@ -1144,7 +1196,10 @@
         <w:pStyle w:val="Heading1"/>
       </w:pPr>
       <w:r>
-        <w:t>13. Design ideals</w:t>
+        <w:rPr>
+          <w:color w:val="000000"/>
+        </w:rPr>
+        <w:t>13 Design goals</w:t>
       </w:r>
     </w:p>
     <w:p>
@@ -1232,17 +1287,20 @@
         <w:pStyle w:val="Heading1"/>
       </w:pPr>
       <w:r>
-        <w:t>14. Current development focus</w:t>
+        <w:rPr>
+          <w:color w:val="000000"/>
+        </w:rPr>
+        <w:t>14 Current development priorities</w:t>
       </w:r>
     </w:p>
     <w:p>
       <w:r>
-        <w:t>The current phase concentrates on the production Atelier workspace and the Process client presentation. The active work areas are the floating glass palette, workspace surface treatment, details-strip integration, diagram interaction polish, selection language, Motion continuity, theme integration and developer-facing configuration ergonomics.</w:t>
+        <w:t>First confirm final transaction source/image parity and rerun the focused lifecycle examples through the connected GT MCP. Then address Lane metadata, unsupported partition rendering and stale references, followed by consistent Detail/diagram structural editing. These are implementation gaps, not cosmetic polish.</w:t>
       </w:r>
     </w:p>
     <w:p>
       <w:r>
-        <w:t>Each refinement is exercised through Process and promoted into Foundation when it represents a reusable Atelier or Foundation Magritte capability. The cumulative examples continue to serve as executable contracts for operation semantics and editing lifecycle.</w:t>
+        <w:t>The main product goals still open are semantic-to-DI derivation that preserves authored geometry, integrated details navigation/resizing, stable diagram refresh and understandable rejection feedback. Full BPMN interchange and a compiler bridge from CPProcess to the older runtime require explicit scope decisions. Promote behavior into Foundation only when it is reusable.</w:t>
       </w:r>
     </w:p>
     <w:p>
@@ -1250,7 +1308,10 @@
         <w:pStyle w:val="Heading1"/>
       </w:pPr>
       <w:r>
-        <w:t>15. Acceptance criteria</w:t>
+        <w:rPr>
+          <w:color w:val="000000"/>
+        </w:rPr>
+        <w:t>15 Acceptance goals and present status</w:t>
       </w:r>
     </w:p>
     <w:p>
@@ -1266,7 +1327,7 @@
         <w:pStyle w:val="ListBullet"/>
       </w:pPr>
       <w:r>
-        <w:t>An empty Atelier acquires a root object through a configured semantic operation.</w:t>
+        <w:t>Empty-root adoption is implemented through a configured callback. Automatic use of domain-specialized entry configuration is not established.</w:t>
       </w:r>
     </w:p>
     <w:p>
@@ -1274,7 +1335,7 @@
         <w:pStyle w:val="ListBullet"/>
       </w:pPr>
       <w:r>
-        <w:t>Scalar and structural edits share one Foundation memento editing state and one commit/reset lifecycle.</w:t>
+        <w:t>Scalar and structural edits should share a coherent commit/reset lifecycle. This does not imply exception rollback or automatic enforcement of every domain invariant.</w:t>
       </w:r>
     </w:p>
     <w:p>
@@ -1282,7 +1343,7 @@
         <w:pStyle w:val="ListBullet"/>
       </w:pPr>
       <w:r>
-        <w:t>Nested child mementos remain stable by relation description and object identity throughout the editing session.</w:t>
+        <w:t>Original nested editing state should survive ownership changes, reset and commit. The new transfer implementation needs final MCP verification, including reversal of nested ownership.</w:t>
       </w:r>
     </w:p>
     <w:p>
@@ -1290,7 +1351,7 @@
         <w:pStyle w:val="ListBullet"/>
       </w:pPr>
       <w:r>
-        <w:t>Insert, Replace, Remove, Reorder, Move, Copy and reference/reuse operations expose explicit assessments and current-state execution.</w:t>
+        <w:t>Generic structural operations expose assessments and current-state execution; generic Move remains restricted to one parent memento. Process supplies separate cross-container transfer operations.</w:t>
       </w:r>
     </w:p>
     <w:p>
@@ -1314,7 +1375,7 @@
         <w:pStyle w:val="ListBullet"/>
       </w:pPr>
       <w:r>
-        <w:t>Presentation identity remains stable across refresh and Motion transitions.</w:t>
+        <w:t>Stable live visual identity and Motion continuity across diagram refresh are unmet goals in the current Process implementation.</w:t>
       </w:r>
     </w:p>
     <w:p>
@@ -1330,7 +1391,7 @@
         <w:pStyle w:val="ListBullet"/>
       </w:pPr>
       <w:r>
-        <w:t>The right details strip presents one initial Tree Pager page and supports standard Phlow navigation.</w:t>
+        <w:t>A resizable details strip with an initially one-column Tree Pager is a future workspace goal; the current Process view uses a fixed-width Detail scroll pane.</w:t>
       </w:r>
     </w:p>
     <w:p>
@@ -1346,7 +1407,7 @@
         <w:pStyle w:val="ListBullet"/>
       </w:pPr>
       <w:r>
-        <w:t>Executable Foundation and Process examples cover the editing lifecycle and interactive composition behaviours recorded in this definition.</w:t>
+        <w:t>Examples provide bounded evidence. Historical suite passes do not establish complete transaction correctness, manual interaction quality, BPMN conformance or fresh-image loading.</w:t>
       </w:r>
     </w:p>
     <w:p>
@@ -1354,7 +1415,10 @@
         <w:pStyle w:val="Heading1"/>
       </w:pPr>
       <w:r>
-        <w:t>Appendix A — Established source findings</w:t>
+        <w:rPr>
+          <w:color w:val="000000"/>
+        </w:rPr>
+        <w:t>Appendix A Source findings and remaining gaps</w:t>
       </w:r>
     </w:p>
     <w:p>
@@ -1364,7 +1428,7 @@
     </w:p>
     <w:p>
       <w:r>
-        <w:t>Foundation mementos form the editing hierarchy. Relation-scoped child mementos provide stable nested editing state and recursive commit/reset behaviour.</w:t>
+        <w:t>Foundation owns nested editing state and recursive lifecycle. Common-root transfer ownership is explicit in the transaction follow-up, with final compilation and regression confirmation outstanding.</w:t>
       </w:r>
     </w:p>
     <w:p>
@@ -1379,17 +1443,17 @@
     </w:p>
     <w:p>
       <w:r>
-        <w:t>Process demonstrates coordinated semantic operations over staged graph topology and a domain-specific presentation sharing the same editing state with Foundation Detail.</w:t>
+        <w:t>Process diagram operations coordinate staged semantic and DI changes. Direct Detail structural fields can bypass equivalent topology maintenance; the shared memento alone does not resolve this policy gap.</w:t>
       </w:r>
     </w:p>
     <w:p>
       <w:r>
-        <w:t>Tree Pager supplies the details navigation model, one-column initial visibility and standard Phlow page spawning.</w:t>
+        <w:t>Foundation supplies a Phlow navigation adapter. The current Process workspace does not construct the previously promised Tree Pager or resizer.</w:t>
       </w:r>
     </w:p>
     <w:p>
       <w:r>
-        <w:t>Catalyst Motion supplies layout transactions for authoritative structural transitions and presentation continuity.</w:t>
+        <w:t>Motion supports authoritative layout transitions and Atelier form replacement. Current Process visual refresh rebuilds live identity.</w:t>
       </w:r>
     </w:p>
     <w:p>
@@ -1402,12 +1466,15 @@
         <w:pStyle w:val="Heading1"/>
       </w:pPr>
       <w:r>
-        <w:t>Appendix B — Alignment statement</w:t>
+        <w:rPr>
+          <w:color w:val="000000"/>
+        </w:rPr>
+        <w:t>Appendix B Working boundaries</w:t>
       </w:r>
     </w:p>
     <w:p>
       <w:r>
-        <w:t>Foundation Atelier is Foundation Magritte’s direct-manipulation object-composition editor. Magritte supplies the model language, Foundation supplies editing state and presentation configuration, Atelier supplies semantic composition orchestration, client presentations supply domain interaction, Phlow supplies navigable detail pages, and Catalyst Motion and Theme supply visual continuity and visual language.</w:t>
+        <w:t>Keep Magritte metadata, Foundation editing state, Atelier orchestration and Process domain rules in their owning layers. CPProcess is not yet automatically depicted from a bare model, fully BPMN-validating, XML-interchange-capable or compiled by the older CPProcessDesign runtime path. Lane metadata and reference cleanup, secondary LaneSet rendering, Detail policy, navigation, continuity and rejection feedback remain open. Inspect current source and the audit evidence before treating an intended contract as implemented. Use the connected GT through MCP; do not launch another image for this work.</w:t>
       </w:r>
     </w:p>
     <w:sectPr>
@@ -1430,7 +1497,7 @@
       <w:jc w:val="right"/>
     </w:pPr>
     <w:r>
-      <w:t>Catalyst Foundation • Foundation Atelier • Project definition v3 • 3 September 2026</w:t>
+      <w:t>Catalyst Foundation • Foundation Atelier • Project definition v3 • 10 September 2026</w:t>
     </w:r>
   </w:p>
 </w:ftr>
@@ -1880,7 +1947,7 @@
       <w:rFonts w:asciiTheme="majorHAnsi" w:eastAsiaTheme="majorEastAsia" w:hAnsiTheme="majorHAnsi" w:cstheme="majorBidi" w:ascii="Aptos Display" w:hAnsi="Aptos Display"/>
       <w:b/>
       <w:bCs/>
-      <w:color w:val="20252D"/>
+      <w:color w:val="000000"/>
       <w:sz w:val="35"/>
       <w:szCs w:val="28"/>
     </w:rPr>
@@ -1904,7 +1971,7 @@
       <w:rFonts w:asciiTheme="majorHAnsi" w:eastAsiaTheme="majorEastAsia" w:hAnsiTheme="majorHAnsi" w:cstheme="majorBidi" w:ascii="Aptos" w:hAnsi="Aptos"/>
       <w:b/>
       <w:bCs/>
-      <w:color w:val="355471"/>
+      <w:color w:val="000000"/>
       <w:sz w:val="26"/>
       <w:szCs w:val="26"/>
     </w:rPr>
@@ -1928,7 +1995,7 @@
       <w:rFonts w:asciiTheme="majorHAnsi" w:eastAsiaTheme="majorEastAsia" w:hAnsiTheme="majorHAnsi" w:cstheme="majorBidi" w:ascii="Aptos" w:hAnsi="Aptos"/>
       <w:b/>
       <w:bCs/>
-      <w:color w:val="20252D"/>
+      <w:color w:val="000000"/>
       <w:sz w:val="22"/>
     </w:rPr>
   </w:style>
@@ -1954,7 +2021,7 @@
       <w:bCs/>
       <w:i/>
       <w:iCs/>
-      <w:color w:val="4F81BD" w:themeColor="accent1"/>
+      <w:color w:val="000000"/>
     </w:rPr>
   </w:style>
   <w:style w:type="paragraph" w:styleId="Heading5">
@@ -1975,7 +2042,7 @@
     </w:pPr>
     <w:rPr>
       <w:rFonts w:asciiTheme="majorHAnsi" w:eastAsiaTheme="majorEastAsia" w:hAnsiTheme="majorHAnsi" w:cstheme="majorBidi"/>
-      <w:color w:val="243F60" w:themeColor="accent1" w:themeShade="7F"/>
+      <w:color w:val="000000"/>
     </w:rPr>
   </w:style>
   <w:style w:type="paragraph" w:styleId="Heading6">
@@ -1998,7 +2065,7 @@
       <w:rFonts w:asciiTheme="majorHAnsi" w:eastAsiaTheme="majorEastAsia" w:hAnsiTheme="majorHAnsi" w:cstheme="majorBidi"/>
       <w:i/>
       <w:iCs/>
-      <w:color w:val="243F60" w:themeColor="accent1" w:themeShade="7F"/>
+      <w:color w:val="000000"/>
     </w:rPr>
   </w:style>
   <w:style w:type="paragraph" w:styleId="Heading7">
@@ -2021,7 +2088,7 @@
       <w:rFonts w:asciiTheme="majorHAnsi" w:eastAsiaTheme="majorEastAsia" w:hAnsiTheme="majorHAnsi" w:cstheme="majorBidi"/>
       <w:i/>
       <w:iCs/>
-      <w:color w:val="404040" w:themeColor="text1" w:themeTint="BF"/>
+      <w:color w:val="000000"/>
     </w:rPr>
   </w:style>
   <w:style w:type="paragraph" w:styleId="Heading8">
@@ -2042,7 +2109,7 @@
     </w:pPr>
     <w:rPr>
       <w:rFonts w:asciiTheme="majorHAnsi" w:eastAsiaTheme="majorEastAsia" w:hAnsiTheme="majorHAnsi" w:cstheme="majorBidi"/>
-      <w:color w:val="4F81BD" w:themeColor="accent1"/>
+      <w:color w:val="000000"/>
       <w:sz w:val="20"/>
       <w:szCs w:val="20"/>
     </w:rPr>
@@ -2067,7 +2134,7 @@
       <w:rFonts w:asciiTheme="majorHAnsi" w:eastAsiaTheme="majorEastAsia" w:hAnsiTheme="majorHAnsi" w:cstheme="majorBidi"/>
       <w:i/>
       <w:iCs/>
-      <w:color w:val="404040" w:themeColor="text1" w:themeTint="BF"/>
+      <w:color w:val="000000"/>
       <w:sz w:val="20"/>
       <w:szCs w:val="20"/>
     </w:rPr>
@@ -2118,7 +2185,7 @@
       <w:rFonts w:asciiTheme="majorHAnsi" w:eastAsiaTheme="majorEastAsia" w:hAnsiTheme="majorHAnsi" w:cstheme="majorBidi"/>
       <w:b/>
       <w:bCs/>
-      <w:color w:val="365F91" w:themeColor="accent1" w:themeShade="BF"/>
+      <w:color w:val="000000"/>
       <w:sz w:val="28"/>
       <w:szCs w:val="28"/>
     </w:rPr>
@@ -2133,7 +2200,7 @@
       <w:rFonts w:asciiTheme="majorHAnsi" w:eastAsiaTheme="majorEastAsia" w:hAnsiTheme="majorHAnsi" w:cstheme="majorBidi"/>
       <w:b/>
       <w:bCs/>
-      <w:color w:val="4F81BD" w:themeColor="accent1"/>
+      <w:color w:val="000000"/>
       <w:sz w:val="26"/>
       <w:szCs w:val="26"/>
     </w:rPr>
@@ -2148,7 +2215,7 @@
       <w:rFonts w:asciiTheme="majorHAnsi" w:eastAsiaTheme="majorEastAsia" w:hAnsiTheme="majorHAnsi" w:cstheme="majorBidi"/>
       <w:b/>
       <w:bCs/>
-      <w:color w:val="4F81BD" w:themeColor="accent1"/>
+      <w:color w:val="000000"/>
     </w:rPr>
   </w:style>
   <w:style w:type="paragraph" w:styleId="Title">
@@ -2161,16 +2228,13 @@
     <w:rsid w:val="00FC693F"/>
     <w:pPr>
       <w:keepNext/>
-      <w:pBdr>
-        <w:bottom w:val="single" w:sz="8" w:space="4" w:color="4F81BD" w:themeColor="accent1"/>
-      </w:pBdr>
       <w:spacing w:after="100" w:line="240" w:lineRule="auto" w:before="120"/>
       <w:contextualSpacing/>
     </w:pPr>
     <w:rPr>
       <w:rFonts w:asciiTheme="majorHAnsi" w:eastAsiaTheme="majorEastAsia" w:hAnsiTheme="majorHAnsi" w:cstheme="majorBidi" w:ascii="Aptos Display" w:hAnsi="Aptos Display"/>
       <w:b/>
-      <w:color w:val="20252D"/>
+      <w:color w:val="000000"/>
       <w:spacing w:val="5"/>
       <w:kern w:val="28"/>
       <w:sz w:val="58"/>
@@ -2209,7 +2273,7 @@
       <w:rFonts w:asciiTheme="majorHAnsi" w:eastAsiaTheme="majorEastAsia" w:hAnsiTheme="majorHAnsi" w:cstheme="majorBidi"/>
       <w:i/>
       <w:iCs/>
-      <w:color w:val="4F81BD" w:themeColor="accent1"/>
+      <w:color w:val="000000"/>
       <w:spacing w:val="15"/>
       <w:sz w:val="24"/>
       <w:szCs w:val="24"/>
@@ -2525,7 +2589,7 @@
       <w:bCs/>
       <w:i/>
       <w:iCs/>
-      <w:color w:val="4F81BD" w:themeColor="accent1"/>
+      <w:color w:val="000000"/>
     </w:rPr>
   </w:style>
   <w:style w:type="character" w:customStyle="1" w:styleId="Heading5Char">
@@ -2537,7 +2601,7 @@
     <w:rsid w:val="00FC693F"/>
     <w:rPr>
       <w:rFonts w:asciiTheme="majorHAnsi" w:eastAsiaTheme="majorEastAsia" w:hAnsiTheme="majorHAnsi" w:cstheme="majorBidi"/>
-      <w:color w:val="243F60" w:themeColor="accent1" w:themeShade="7F"/>
+      <w:color w:val="000000"/>
     </w:rPr>
   </w:style>
   <w:style w:type="character" w:customStyle="1" w:styleId="Heading6Char">
@@ -2551,7 +2615,7 @@
       <w:rFonts w:asciiTheme="majorHAnsi" w:eastAsiaTheme="majorEastAsia" w:hAnsiTheme="majorHAnsi" w:cstheme="majorBidi"/>
       <w:i/>
       <w:iCs/>
-      <w:color w:val="243F60" w:themeColor="accent1" w:themeShade="7F"/>
+      <w:color w:val="000000"/>
     </w:rPr>
   </w:style>
   <w:style w:type="character" w:customStyle="1" w:styleId="Heading7Char">
@@ -2565,7 +2629,7 @@
       <w:rFonts w:asciiTheme="majorHAnsi" w:eastAsiaTheme="majorEastAsia" w:hAnsiTheme="majorHAnsi" w:cstheme="majorBidi"/>
       <w:i/>
       <w:iCs/>
-      <w:color w:val="404040" w:themeColor="text1" w:themeTint="BF"/>
+      <w:color w:val="000000"/>
     </w:rPr>
   </w:style>
   <w:style w:type="character" w:customStyle="1" w:styleId="Heading8Char">
@@ -2577,7 +2641,7 @@
     <w:rsid w:val="00FC693F"/>
     <w:rPr>
       <w:rFonts w:asciiTheme="majorHAnsi" w:eastAsiaTheme="majorEastAsia" w:hAnsiTheme="majorHAnsi" w:cstheme="majorBidi"/>
-      <w:color w:val="4F81BD" w:themeColor="accent1"/>
+      <w:color w:val="000000"/>
       <w:sz w:val="20"/>
       <w:szCs w:val="20"/>
     </w:rPr>
@@ -2593,7 +2657,7 @@
       <w:rFonts w:asciiTheme="majorHAnsi" w:eastAsiaTheme="majorEastAsia" w:hAnsiTheme="majorHAnsi" w:cstheme="majorBidi"/>
       <w:i/>
       <w:iCs/>
-      <w:color w:val="404040" w:themeColor="text1" w:themeTint="BF"/>
+      <w:color w:val="000000"/>
       <w:sz w:val="20"/>
       <w:szCs w:val="20"/>
     </w:rPr>
@@ -2649,9 +2713,6 @@
     <w:qFormat/>
     <w:rsid w:val="00FC693F"/>
     <w:pPr>
-      <w:pBdr>
-        <w:bottom w:val="single" w:sz="4" w:space="4" w:color="4F81BD" w:themeColor="accent1"/>
-      </w:pBdr>
       <w:spacing w:before="200" w:after="280"/>
       <w:ind w:left="936" w:right="936"/>
     </w:pPr>
